--- a/app/public/plantillas/F5-Encuentros-Comunitarios.docx
+++ b/app/public/plantillas/F5-Encuentros-Comunitarios.docx
@@ -160,7 +160,23 @@
           <w:b/>
           <w:bCs/>
         </w:rPr>
-        <w:t xml:space="preserve">Regional: {regional}   Centro Zonal: {centroZonal}    </w:t>
+        <w:t xml:space="preserve">Regional: {regional}</w:t>
+      </w:r>
+      <w:r>
+        <w:rPr>
+          <w:rFonts w:ascii="Arial" w:hAnsi="Arial" w:cs="Arial"/>
+          <w:b/>
+          <w:bCs/>
+        </w:rPr>
+        <w:br/>
+      </w:r>
+      <w:r>
+        <w:rPr>
+          <w:rFonts w:ascii="Arial" w:hAnsi="Arial" w:cs="Arial"/>
+          <w:b/>
+          <w:bCs/>
+        </w:rPr>
+        <w:t xml:space="preserve">Centro Zonal: {centroZonal}    </w:t>
       </w:r>
       <w:r>
         <w:rPr>
